--- a/eng/docx/43.content.docx
+++ b/eng/docx/43.content.docx
@@ -7,6 +7,15 @@
       <w:r/>
     </w:p>
     <w:p>
+      <w:pPr>
+        <w:pStyle w:val="Heading2"/>
+      </w:pPr>
+      <w:r>
+        <w:t>Resource: Study Notes (Tyndale)</w:t>
+      </w:r>
+      <w:r/>
+    </w:p>
+    <w:p>
       <w:r/>
       <w:r>
         <w:rPr>
@@ -46,7 +55,7 @@
         <w:pStyle w:val="Heading1"/>
       </w:pPr>
       <w:r>
-        <w:t>Aquifer Open Study Notes</w:t>
+        <w:t>Study Notes (Tyndale)</w:t>
       </w:r>
     </w:p>
     <w:p>
@@ -55,6 +64,51 @@
           <w:headerReference w:type="even" r:id="rId8"/>
           <w:headerReference w:type="default" r:id="rId9"/>
           <w:footerReference w:type="default" r:id="rId10"/>
+          <w:footnotePr>
+            <w:numRestart w:val="eachSect"/>
+          </w:footnotePr>
+          <w:type w:val="continuous"/>
+          <w:pgSz w:w="12240" w:h="15840" w:code="1"/>
+          <w:pgMar w:top="1440" w:right="1440" w:bottom="1440" w:left="1440" w:header="504" w:footer="504" w:gutter="0"/>
+          <w:cols w:space="708"/>
+          <w:titlePg/>
+          <w:docGrid w:linePitch="360"/>
+        </w:sectPr>
+      </w:pPr>
+    </w:p>
+    <w:p>
+      <w:r/>
+    </w:p>
+    <w:p>
+      <w:pPr>
+        <w:pStyle w:val="Heading2"/>
+      </w:pPr>
+      <w:r>
+        <w:t>JHN</w:t>
+      </w:r>
+      <w:r/>
+    </w:p>
+    <w:p>
+      <w:r/>
+      <w:r>
+        <w:rPr>
+          <w:i/>
+        </w:rPr>
+        <w:t>John 1:1, John 1:1–18, John 1:3, John 1:4, John 1:4–5, John 1:5, John 1:6–9, John 1:8, John 1:10, John 1:12, John 1:13, John 1:14, John 1:15, John 1:17, John 1:18, John 1:19–51, John 1:19–12.50, John 1:20, John 1:21, John 1:22–23, John 1:24, John 1:25–26, John 1:27, John 1:29, John 1:32, John 1:34, John 1:35–51, John 1:40–42, John 1:43–44, John 1:45, John 1:46, John 1:47, John 1:48–49, John 1:51, John 2:1, John 2:1–25, John 2:1–10.42, John 2:3, John 2:4, John 2:6, John 2:9–10, John 2:11, John 2:13, John 2:14–17, John 2:19–21, John 2:22, John 2:24, John 3:1, John 3:2, John 3:3, John 3:5, John 3:8, John 3:13, John 3:14–15, John 3:16, John 3:16–21, John 3:18, John 3:19–20, John 3:22, John 3:22–36, John 3:24, John 3:26, John 3:27–35, John 3:29, John 3:31, John 3:34–35, John 3:36, John 4:1–42, John 4:2, John 4:3, John 4:4–6, John 4:7, John 4:9, John 4:10, John 4:11, John 4:12, John 4:14, John 4:15, John 4:16–18, John 4:19, John 4:19–20, John 4:20, John 4:21–22, John 4:24, John 4:26, John 4:27–30, John 4:32–34, John 4:35, John 4:38, John 4:39–40, John 4:42, John 4:44–45, John 4:48, John 4:50, John 4:53, John 4:54, John 5:1, John 5:1–40, John 5:1–10.42, John 5:2, John 5:3, John 5:5, John 5:8–9, John 5:12, John 5:14, John 5:17, John 5:19–30, John 5:21, John 5:22, John 5:23, John 5:24, John 5:31–40, John 5:32, John 5:33–35, John 5:36, John 5:39–40, John 5:41–47, John 5:42, John 5:44, John 5:45–46, John 6:1–15, John 6:1–71, John 6:5, John 6:9, John 6:10, John 6:11, John 6:14, John 6:15, John 6:18, John 6:19, John 6:20, John 6:21, John 6:24, John 6:26, John 6:26–59, John 6:27, John 6:30, John 6:32–33, John 6:34, John 6:35, John 6:37, John 6:37–40, John 6:41–42, John 6:43–51, John 6:49–50, John 6:51, John 6:53–58, John 6:60–61, John 6:63, John 6:65, John 6:68–69, John 6:70–71, John 7:1–52, John 7:2, John 7:3–5, John 7:6–8, John 7:15, John 7:17, John 7:19, John 7:20, John 7:22, John 7:27, John 7:29, John 7:30, John 7:32–36, John 7:37–38, John 7:39, John 7:41–42, John 7:45–52, John 7:49–51, John 7:52, John 7:53–8.11, John 8:3, John 8:4, John 8:5, John 8:6, John 8:7, John 8:9, John 8:11, John 8:12, John 8:12–59, John 8:13, John 8:14–15, John 8:19, John 8:20, John 8:21, John 8:23, John 8:24, John 8:25, John 8:28, John 8:30, John 8:31–32, John 8:33, John 8:35, John 8:37–41, John 8:41, John 8:44, John 8:48–49, John 8:53, John 8:56, John 8:57, John 8:58, John 8:59, John 9:1–41, John 9:2, John 9:5, John 9:6, John 9:7, John 9:11, John 9:13, John 9:17, John 9:18, John 9:20–22, John 9:24, John 9:28–29, John 9:30, John 9:32–33, John 9:34, John 9:35, John 9:35–38, John 9:40–41, John 10:1, John 10:1–21, John 10:1–42, John 10:3, John 10:4, John 10:7, John 10:9, John 10:10, John 10:11–13, John 10:11–14, John 10:14–17, John 10:15, John 10:16, John 10:18, John 10:19–21, John 10:22, John 10:23, John 10:24, John 10:25, John 10:25–42, John 10:27–29, John 10:30, John 10:31–33, John 10:34–36, John 10:38, John 10:40, John 10:41, John 10:42, John 11:1, John 11:1–57, John 11:3, John 11:4, John 11:6, John 11:8, John 11:16, John 11:17, John 11:19, John 11:21, John 11:22, John 11:24, John 11:25, John 11:26–27, John 11:28–32, John 11:33, John 11:39, John 11:45–46, John 11:48, John 11:49, John 11:50–51, John 11:52, John 11:53–54, John 11:55–57, John 12:1, John 12:1–50, John 12:2, John 12:3, John 12:5, John 12:7, John 12:8, John 12:12, John 12:13, John 12:14, John 12:16, John 12:17–19, John 12:19, John 12:20, John 12:21, John 12:23, John 12:24, John 12:25, John 12:27, John 12:28, John 12:29, John 12:31–33, John 12:32–34, John 12:34, John 12:36, John 12:37, John 12:39–40, John 12:41, John 12:42–43, John 12:44–50, John 12:49–50, John 13:1–38, John 13:1–20.31, John 13:2, John 13:4–5, John 13:8, John 13:9, John 13:10, John 13:14–15, John 13:16, John 13:18, John 13:19, John 13:21, John 13:23, John 13:25, John 13:26, John 13:27, John 13:28–29, John 13:30, John 13:31, John 13:31–17.26, John 13:33, John 13:34–35, John 13:37, John 14:1, John 14:1–31, John 14:2, John 14:3, John 14:6, John 14:8, John 14:9, John 14:10, John 14:12, John 14:15, John 14:16, John 14:17, John 14:18, John 14:20, John 14:22, John 14:23–24, John 14:26, John 14:27, John 14:28, John 14:30, John 15:1, John 15:1–27, John 15:2–3, John 15:4, John 15:6, John 15:7, John 15:8, John 15:10, John 15:12–13, John 15:14–16, John 15:15, John 15:18–27, John 15:20, John 15:22–24, John 15:25, John 15:26, John 15:27, John 16:1–2, John 16:7, John 16:8, John 16:8–11, John 16:11, John 16:13, John 16:16, John 16:16–33, John 16:20, John 16:21, John 16:23–24, John 16:25, John 16:26–27, John 16:33, John 17:1, John 17:1–26, John 17:2, John 17:3, John 17:4, John 17:5, John 17:6, John 17:8, John 17:9–19, John 17:10, John 17:11, John 17:12–13, John 17:14, John 17:16–18, John 17:19, John 17:20, John 17:21, John 17:22, John 17:23, John 17:24, John 17:26, John 18:1–2, John 18:1–40, John 18:3, John 18:5, John 18:6, John 18:8, John 18:9, John 18:10–11, John 18:12–14, John 18:14, John 18:15, John 18:16–17, John 18:19, John 18:20–21, John 18:22–23, John 18:24, John 18:25–27, John 18:28, John 18:29, John 18:31–32, John 18:33, John 18:34–35, John 18:36–37, John 18:38–39, John 18:40, John 19:1–16, John 19:2, John 19:4–6, John 19:6, John 19:7, John 19:8–9, John 19:10–11, John 19:12, John 19:13, John 19:14, John 19:15, John 19:16, John 19:17, John 19:18, John 19:19–22, John 19:23–24, John 19:25–26, John 19:27, John 19:29, John 19:30, John 19:31–33, John 19:34, John 19:35, John 19:36, John 19:37, John 19:38, John 19:39, John 19:41, John 19:42, John 20:1, John 20:2, John 20:3–10, John 20:6–7, John 20:8–9, John 20:11–13, John 20:14–15, John 20:16, John 20:17, John 20:18, John 20:19, John 20:20, John 20:21, John 20:22, John 20:23, John 20:24–25, John 20:26–27, John 20:28, John 20:29, John 20:30–31, John 20:31, John 21:1–25, John 21:2, John 21:3, John 21:4, John 21:6, John 21:7, John 21:9, John 21:11, John 21:12–13, John 21:14, John 21:15, John 21:15–17, John 21:17, John 21:18, John 21:19, John 21:20–22, John 21:23, John 21:24, John 21:25</w:t>
+      </w:r>
+      <w:r/>
+    </w:p>
+    <w:p>
+      <w:r/>
+      <w:r>
+        <w:t xml:space="preserve"> </w:t>
+      </w:r>
+      <w:r/>
+      <w:r/>
+    </w:p>
+    <w:p>
+      <w:pPr>
+        <w:sectPr>
           <w:footnotePr>
             <w:numRestart w:val="eachSect"/>
           </w:footnotePr>

--- a/eng/docx/43.content.docx
+++ b/eng/docx/43.content.docx
@@ -163,13 +163,6 @@
         <w:rPr>
           <w:lang w:val="en_US" w:bidi="en_US"/>
         </w:rPr>
-      </w:r>
-      <w:r>
-        <w:rPr>
-          <w:i/>
-          <w:lang w:val="en_US" w:bidi="en_US"/>
-        </w:rPr>
-        <w:t>John 1:1, John 1:1–18, John 1:3, John 1:4, John 1:4–5, John 1:5, John 1:6–9, John 1:8, John 1:10, John 1:12, John 1:13, John 1:14, John 1:15, John 1:17, John 1:18, John 1:19–51, John 1:19–12.50, John 1:20, John 1:21, John 1:22–23, John 1:24, John 1:25–26, John 1:27, John 1:29, John 1:32, John 1:34, John 1:35–51, John 1:40–42, John 1:43–44, John 1:45, John 1:46, John 1:47, John 1:48–49, John 1:51, John 2:1, John 2:1–25, John 2:1–10.42, John 2:3, John 2:4, John 2:6, John 2:9–10, John 2:11, John 2:13, John 2:14–17, John 2:19–21, John 2:22, John 2:24, John 3:1, John 3:2, John 3:3, John 3:5, John 3:8, John 3:13, John 3:14–15, John 3:16, John 3:16–21, John 3:18, John 3:19–20, John 3:22, John 3:22–36, John 3:24, John 3:26, John 3:27–35, John 3:29, John 3:31, John 3:34–35, John 3:36, John 4:1–42, John 4:2, John 4:3, John 4:4–6, John 4:7, John 4:9, John 4:10, John 4:11, John 4:12, John 4:14, John 4:15, John 4:16–18, John 4:19, John 4:19–20, John 4:20, John 4:21–22, John 4:24, John 4:26, John 4:27–30, John 4:32–34, John 4:35, John 4:38, John 4:39–40, John 4:42, John 4:44–45, John 4:48, John 4:50, John 4:53, John 4:54, John 5:1, John 5:1–40, John 5:1–10.42, John 5:2, John 5:3, John 5:5, John 5:8–9, John 5:12, John 5:14, John 5:17, John 5:19–30, John 5:21, John 5:22, John 5:23, John 5:24, John 5:31–40, John 5:32, John 5:33–35, John 5:36, John 5:39–40, John 5:41–47, John 5:42, John 5:44, John 5:45–46, John 6:1–15, John 6:1–71, John 6:5, John 6:9, John 6:10, John 6:11, John 6:14, John 6:15, John 6:18, John 6:19, John 6:20, John 6:21, John 6:24, John 6:26, John 6:26–59, John 6:27, John 6:30, John 6:32–33, John 6:34, John 6:35, John 6:37, John 6:37–40, John 6:41–42, John 6:43–51, John 6:49–50, John 6:51, John 6:53–58, John 6:60–61, John 6:63, John 6:65, John 6:68–69, John 6:70–71, John 7:1–52, John 7:2, John 7:3–5, John 7:6–8, John 7:15, John 7:17, John 7:19, John 7:20, John 7:22, John 7:27, John 7:29, John 7:30, John 7:32–36, John 7:37–38, John 7:39, John 7:41–42, John 7:45–52, John 7:49–51, John 7:52, John 7:53–8.11, John 8:3, John 8:4, John 8:5, John 8:6, John 8:7, John 8:9, John 8:11, John 8:12, John 8:12–59, John 8:13, John 8:14–15, John 8:19, John 8:20, John 8:21, John 8:23, John 8:24, John 8:25, John 8:28, John 8:30, John 8:31–32, John 8:33, John 8:35, John 8:37–41, John 8:41, John 8:44, John 8:48–49, John 8:53, John 8:56, John 8:57, John 8:58, John 8:59, John 9:1–41, John 9:2, John 9:5, John 9:6, John 9:7, John 9:11, John 9:13, John 9:17, John 9:18, John 9:20–22, John 9:24, John 9:28–29, John 9:30, John 9:32–33, John 9:34, John 9:35, John 9:35–38, John 9:40–41, John 10:1, John 10:1–21, John 10:1–42, John 10:3, John 10:4, John 10:7, John 10:9, John 10:10, John 10:11–13, John 10:11–14, John 10:14–17, John 10:15, John 10:16, John 10:18, John 10:19–21, John 10:22, John 10:23, John 10:24, John 10:25, John 10:25–42, John 10:27–29, John 10:30, John 10:31–33, John 10:34–36, John 10:38, John 10:40, John 10:41, John 10:42, John 11:1, John 11:1–57, John 11:3, John 11:4, John 11:6, John 11:8, John 11:16, John 11:17, John 11:19, John 11:21, John 11:22, John 11:24, John 11:25, John 11:26–27, John 11:28–32, John 11:33, John 11:39, John 11:45–46, John 11:48, John 11:49, John 11:50–51, John 11:52, John 11:53–54, John 11:55–57, John 12:1, John 12:1–50, John 12:2, John 12:3, John 12:5, John 12:7, John 12:8, John 12:12, John 12:13, John 12:14, John 12:16, John 12:17–19, John 12:19, John 12:20, John 12:21, John 12:23, John 12:24, John 12:25, John 12:27, John 12:28, John 12:29, John 12:31–33, John 12:32–34, John 12:34, John 12:36, John 12:37, John 12:39–40, John 12:41, John 12:42–43, John 12:44–50, John 12:49–50, John 13:1–38, John 13:1–20.31, John 13:2, John 13:4–5, John 13:8, John 13:9, John 13:10, John 13:14–15, John 13:16, John 13:18, John 13:19, John 13:21, John 13:23, John 13:25, John 13:26, John 13:27, John 13:28–29, John 13:30, John 13:31, John 13:31–17.26, John 13:33, John 13:34–35, John 13:37, John 14:1, John 14:1–31, John 14:2, John 14:3, John 14:6, John 14:8, John 14:9, John 14:10, John 14:12, John 14:15, John 14:16, John 14:17, John 14:18, John 14:20, John 14:22, John 14:23–24, John 14:26, John 14:27, John 14:28, John 14:30, John 15:1, John 15:1–27, John 15:2–3, John 15:4, John 15:6, John 15:7, John 15:8, John 15:10, John 15:12–13, John 15:14–16, John 15:15, John 15:18–27, John 15:20, John 15:22–24, John 15:25, John 15:26, John 15:27, John 16:1–2, John 16:7, John 16:8, John 16:8–11, John 16:11, John 16:13, John 16:16, John 16:16–33, John 16:20, John 16:21, John 16:23–24, John 16:25, John 16:26–27, John 16:33, John 17:1, John 17:1–26, John 17:2, John 17:3, John 17:4, John 17:5, John 17:6, John 17:8, John 17:9–19, John 17:10, John 17:11, John 17:12–13, John 17:14, John 17:16–18, John 17:19, John 17:20, John 17:21, John 17:22, John 17:23, John 17:24, John 17:26, John 18:1–2, John 18:1–40, John 18:3, John 18:5, John 18:6, John 18:8, John 18:9, John 18:10–11, John 18:12–14, John 18:14, John 18:15, John 18:16–17, John 18:19, John 18:20–21, John 18:22–23, John 18:24, John 18:25–27, John 18:28, John 18:29, John 18:31–32, John 18:33, John 18:34–35, John 18:36–37, John 18:38–39, John 18:40, John 19:1–16, John 19:2, John 19:4–6, John 19:6, John 19:7, John 19:8–9, John 19:10–11, John 19:12, John 19:13, John 19:14, John 19:15, John 19:16, John 19:17, John 19:18, John 19:19–22, John 19:23–24, John 19:25–26, John 19:27, John 19:29, John 19:30, John 19:31–33, John 19:34, John 19:35, John 19:36, John 19:37, John 19:38, John 19:39, John 19:41, John 19:42, John 20:1, John 20:2, John 20:3–10, John 20:6–7, John 20:8–9, John 20:11–13, John 20:14–15, John 20:16, John 20:17, John 20:18, John 20:19, John 20:20, John 20:21, John 20:22, John 20:23, John 20:24–25, John 20:26–27, John 20:28, John 20:29, John 20:30–31, John 20:31, John 21:1–25, John 21:2, John 21:3, John 21:4, John 21:6, John 21:7, John 21:9, John 21:11, John 21:12–13, John 21:14, John 21:15, John 21:15–17, John 21:17, John 21:18, John 21:19, John 21:20–22, John 21:23, John 21:24, John 21:25</w:t>
       </w:r>
       <w:r>
         <w:rPr>

--- a/eng/docx/43.content.docx
+++ b/eng/docx/43.content.docx
@@ -19,7 +19,7 @@
         <w:rPr>
           <w:lang w:val="en_US" w:bidi="en_US"/>
         </w:rPr>
-        <w:t>Resource: Study Notes (Tyndale)</w:t>
+        <w:t>Resource: Tyndale Open Study Notes</w:t>
       </w:r>
       <w:r>
         <w:rPr>
@@ -112,7 +112,7 @@
         <w:rPr>
           <w:lang w:val="en_US" w:bidi="en_US"/>
         </w:rPr>
-        <w:t>Study Notes (Tyndale)</w:t>
+        <w:t>Tyndale Open Study Notes</w:t>
       </w:r>
     </w:p>
     <w:p>
@@ -15170,9 +15170,22 @@
       </w:r>
       <w:r>
         <w:rPr>
-          <w:lang w:val="en_US" w:bidi="en_US"/>
-        </w:rPr>
-        <w:t xml:space="preserve">You’re demon possessed! See </w:t>
+          <w:i/>
+          <w:lang w:val="en_US" w:bidi="en_US"/>
+        </w:rPr>
+        <w:t>You have a demon</w:t>
+      </w:r>
+      <w:r>
+        <w:rPr>
+          <w:lang w:val="en_US" w:bidi="en_US"/>
+        </w:rPr>
+        <w:t>:</w:t>
+      </w:r>
+      <w:r>
+        <w:rPr>
+          <w:lang w:val="en_US" w:bidi="en_US"/>
+        </w:rPr>
+        <w:t xml:space="preserve"> See </w:t>
       </w:r>
       <w:hyperlink r:id="rId299">
         <w:r>
@@ -26721,7 +26734,7 @@
         <w:rPr>
           <w:lang w:val="en_US" w:bidi="en_US"/>
         </w:rPr>
-        <w:t>This scene describes the apex of Jesus’ popularity.</w:t>
+        <w:t>This scene describes the highest point of the popularity of Jesus. At this time, large crowds followed him. Many people were excited about his teaching and his miracles.</w:t>
       </w:r>
       <w:r>
         <w:rPr>

--- a/eng/docx/43.content.docx
+++ b/eng/docx/43.content.docx
@@ -19,7 +19,7 @@
         <w:rPr>
           <w:lang w:val="en_US" w:bidi="en_US"/>
         </w:rPr>
-        <w:t>Resource: Tyndale Open Study Notes</w:t>
+        <w:t>Resource: Aquifer Open Study Notes</w:t>
       </w:r>
       <w:r>
         <w:rPr>
@@ -112,7 +112,7 @@
         <w:rPr>
           <w:lang w:val="en_US" w:bidi="en_US"/>
         </w:rPr>
-        <w:t>Tyndale Open Study Notes</w:t>
+        <w:t>Aquifer Open Study Notes</w:t>
       </w:r>
     </w:p>
     <w:p>
